--- a/Course/1 Component 1 - Computer Systems/1.2 Software and Software Development/1.2.3 Software Development/3 Worksheet (editable).docx
+++ b/Course/1 Component 1 - Computer Systems/1.2 Software and Software Development/1.2.3 Software Development/3 Worksheet (editable).docx
@@ -7,62 +7,26 @@
         <w:pStyle w:val="Heading1"/>
       </w:pPr>
       <w:r>
+        <w:rPr>
+          <w:b w:val="0"/>
+          <w:i w:val="0"/>
+        </w:rPr>
         <w:t>Quiz — 1.2.3 Software Development</w:t>
       </w:r>
     </w:p>
     <w:p>
       <w:r>
-        <w:t xml:space="preserve">Name: </w:t>
-      </w:r>
-      <w:r>
         <w:rPr>
-          <w:b/>
+          <w:b w:val="0"/>
+          <w:i w:val="0"/>
         </w:rPr>
-        <w:t>_</w:t>
-      </w:r>
-      <w:r>
-        <w:rPr>
-          <w:b/>
-        </w:rPr>
-        <w:t>_</w:t>
-      </w:r>
-      <w:r>
-        <w:rPr>
-          <w:b/>
-        </w:rPr>
-        <w:t>_</w:t>
-      </w:r>
-      <w:r>
-        <w:rPr>
-          <w:b/>
-        </w:rPr>
-        <w:t>_</w:t>
-      </w:r>
-      <w:r>
-        <w:rPr>
-          <w:b/>
-        </w:rPr>
-        <w:t xml:space="preserve">   Date: </w:t>
-      </w:r>
-      <w:r>
-        <w:rPr>
-          <w:b/>
-        </w:rPr>
-        <w:t>_</w:t>
-      </w:r>
-      <w:r>
-        <w:rPr>
-          <w:b/>
-        </w:rPr>
-        <w:t xml:space="preserve">_   Mark: </w:t>
-      </w:r>
-      <w:r>
-        <w:t>____ / 25</w:t>
+        <w:t>Name: ______________________   Date: __________   Mark: ______ / 25</w:t>
       </w:r>
     </w:p>
     <w:p>
       <w:r>
         <w:rPr>
+          <w:b w:val="0"/>
           <w:i/>
         </w:rPr>
         <w:t>OCR H446 · Component 01 · 1.2.3</w:t>
@@ -80,6 +44,10 @@
         <w:pStyle w:val="Heading2"/>
       </w:pPr>
       <w:r>
+        <w:rPr>
+          <w:b w:val="0"/>
+          <w:i w:val="0"/>
+        </w:rPr>
         <w:t>Section A — Multiple choice (8 marks)</w:t>
       </w:r>
     </w:p>
@@ -87,44 +55,74 @@
       <w:r>
         <w:rPr>
           <w:b/>
+          <w:i w:val="0"/>
         </w:rPr>
         <w:t>1.</w:t>
       </w:r>
       <w:r>
+        <w:rPr>
+          <w:b w:val="0"/>
+          <w:i w:val="0"/>
+        </w:rPr>
         <w:t xml:space="preserve"> Which methodology is </w:t>
       </w:r>
       <w:r>
         <w:rPr>
           <w:b/>
+          <w:i w:val="0"/>
         </w:rPr>
         <w:t>linear/sequential</w:t>
       </w:r>
       <w:r>
+        <w:rPr>
+          <w:b w:val="0"/>
+          <w:i w:val="0"/>
+        </w:rPr>
         <w:t>, completing one stage fully before the next begins?</w:t>
       </w:r>
     </w:p>
     <w:p>
       <w:r>
+        <w:rPr>
+          <w:b w:val="0"/>
+          <w:i w:val="0"/>
+        </w:rPr>
         <w:t>A. Agile</w:t>
       </w:r>
     </w:p>
     <w:p>
       <w:r>
+        <w:rPr>
+          <w:b w:val="0"/>
+          <w:i w:val="0"/>
+        </w:rPr>
         <w:t>B. Waterfall</w:t>
       </w:r>
     </w:p>
     <w:p>
       <w:r>
+        <w:rPr>
+          <w:b w:val="0"/>
+          <w:i w:val="0"/>
+        </w:rPr>
         <w:t>C. Spiral</w:t>
       </w:r>
     </w:p>
     <w:p>
       <w:r>
+        <w:rPr>
+          <w:b w:val="0"/>
+          <w:i w:val="0"/>
+        </w:rPr>
         <w:t>D. RAD</w:t>
       </w:r>
     </w:p>
     <w:p>
       <w:r>
+        <w:rPr>
+          <w:b w:val="0"/>
+          <w:i w:val="0"/>
+        </w:rPr>
         <w:t>Your answer: ☐</w:t>
       </w:r>
     </w:p>
@@ -132,44 +130,74 @@
       <w:r>
         <w:rPr>
           <w:b/>
+          <w:i w:val="0"/>
         </w:rPr>
         <w:t>2.</w:t>
       </w:r>
       <w:r>
+        <w:rPr>
+          <w:b w:val="0"/>
+          <w:i w:val="0"/>
+        </w:rPr>
         <w:t xml:space="preserve"> A defining feature of the </w:t>
       </w:r>
       <w:r>
         <w:rPr>
           <w:b/>
+          <w:i w:val="0"/>
         </w:rPr>
         <w:t>Agile</w:t>
       </w:r>
       <w:r>
+        <w:rPr>
+          <w:b w:val="0"/>
+          <w:i w:val="0"/>
+        </w:rPr>
         <w:t xml:space="preserve"> approach is:</w:t>
       </w:r>
     </w:p>
     <w:p>
       <w:r>
+        <w:rPr>
+          <w:b w:val="0"/>
+          <w:i w:val="0"/>
+        </w:rPr>
         <w:t>A. A single delivery of the finished product at the end</w:t>
       </w:r>
     </w:p>
     <w:p>
       <w:r>
+        <w:rPr>
+          <w:b w:val="0"/>
+          <w:i w:val="0"/>
+        </w:rPr>
         <w:t>B. Iterative increments with continuous client feedback</w:t>
       </w:r>
     </w:p>
     <w:p>
       <w:r>
+        <w:rPr>
+          <w:b w:val="0"/>
+          <w:i w:val="0"/>
+        </w:rPr>
         <w:t>C. Heavy upfront documentation with no later changes</w:t>
       </w:r>
     </w:p>
     <w:p>
       <w:r>
+        <w:rPr>
+          <w:b w:val="0"/>
+          <w:i w:val="0"/>
+        </w:rPr>
         <w:t>D. Risk analysis at the centre of every loop</w:t>
       </w:r>
     </w:p>
     <w:p>
       <w:r>
+        <w:rPr>
+          <w:b w:val="0"/>
+          <w:i w:val="0"/>
+        </w:rPr>
         <w:t>Your answer: ☐</w:t>
       </w:r>
     </w:p>
@@ -177,44 +205,74 @@
       <w:r>
         <w:rPr>
           <w:b/>
+          <w:i w:val="0"/>
         </w:rPr>
         <w:t>3.</w:t>
       </w:r>
       <w:r>
+        <w:rPr>
+          <w:b w:val="0"/>
+          <w:i w:val="0"/>
+        </w:rPr>
         <w:t xml:space="preserve"> </w:t>
       </w:r>
       <w:r>
         <w:rPr>
           <w:b/>
+          <w:i w:val="0"/>
         </w:rPr>
         <w:t>Pair programming</w:t>
       </w:r>
       <w:r>
+        <w:rPr>
+          <w:b w:val="0"/>
+          <w:i w:val="0"/>
+        </w:rPr>
         <w:t xml:space="preserve"> and test-driven development are most associated with:</w:t>
       </w:r>
     </w:p>
     <w:p>
       <w:r>
+        <w:rPr>
+          <w:b w:val="0"/>
+          <w:i w:val="0"/>
+        </w:rPr>
         <w:t>A. Waterfall</w:t>
       </w:r>
     </w:p>
     <w:p>
       <w:r>
+        <w:rPr>
+          <w:b w:val="0"/>
+          <w:i w:val="0"/>
+        </w:rPr>
         <w:t>B. Extreme programming (XP)</w:t>
       </w:r>
     </w:p>
     <w:p>
       <w:r>
+        <w:rPr>
+          <w:b w:val="0"/>
+          <w:i w:val="0"/>
+        </w:rPr>
         <w:t>C. Spiral</w:t>
       </w:r>
     </w:p>
     <w:p>
       <w:r>
+        <w:rPr>
+          <w:b w:val="0"/>
+          <w:i w:val="0"/>
+        </w:rPr>
         <w:t>D. RAD</w:t>
       </w:r>
     </w:p>
     <w:p>
       <w:r>
+        <w:rPr>
+          <w:b w:val="0"/>
+          <w:i w:val="0"/>
+        </w:rPr>
         <w:t>Your answer: ☐</w:t>
       </w:r>
     </w:p>
@@ -222,44 +280,74 @@
       <w:r>
         <w:rPr>
           <w:b/>
+          <w:i w:val="0"/>
         </w:rPr>
         <w:t>4.</w:t>
       </w:r>
       <w:r>
+        <w:rPr>
+          <w:b w:val="0"/>
+          <w:i w:val="0"/>
+        </w:rPr>
         <w:t xml:space="preserve"> The </w:t>
       </w:r>
       <w:r>
         <w:rPr>
           <w:b/>
+          <w:i w:val="0"/>
         </w:rPr>
         <w:t>Spiral</w:t>
       </w:r>
       <w:r>
+        <w:rPr>
+          <w:b w:val="0"/>
+          <w:i w:val="0"/>
+        </w:rPr>
         <w:t xml:space="preserve"> model is best suited to projects that are:</w:t>
       </w:r>
     </w:p>
     <w:p>
       <w:r>
+        <w:rPr>
+          <w:b w:val="0"/>
+          <w:i w:val="0"/>
+        </w:rPr>
         <w:t>A. Small with fixed, clear requirements</w:t>
       </w:r>
     </w:p>
     <w:p>
       <w:r>
+        <w:rPr>
+          <w:b w:val="0"/>
+          <w:i w:val="0"/>
+        </w:rPr>
         <w:t>B. Large, expensive and high-risk</w:t>
       </w:r>
     </w:p>
     <w:p>
       <w:r>
+        <w:rPr>
+          <w:b w:val="0"/>
+          <w:i w:val="0"/>
+        </w:rPr>
         <w:t>C. Needed extremely quickly with vague requirements</w:t>
       </w:r>
     </w:p>
     <w:p>
       <w:r>
+        <w:rPr>
+          <w:b w:val="0"/>
+          <w:i w:val="0"/>
+        </w:rPr>
         <w:t>D. Trivial throwaway scripts</w:t>
       </w:r>
     </w:p>
     <w:p>
       <w:r>
+        <w:rPr>
+          <w:b w:val="0"/>
+          <w:i w:val="0"/>
+        </w:rPr>
         <w:t>Your answer: ☐</w:t>
       </w:r>
     </w:p>
@@ -267,44 +355,74 @@
       <w:r>
         <w:rPr>
           <w:b/>
+          <w:i w:val="0"/>
         </w:rPr>
         <w:t>5.</w:t>
       </w:r>
       <w:r>
+        <w:rPr>
+          <w:b w:val="0"/>
+          <w:i w:val="0"/>
+        </w:rPr>
         <w:t xml:space="preserve"> </w:t>
       </w:r>
       <w:r>
         <w:rPr>
           <w:b/>
+          <w:i w:val="0"/>
         </w:rPr>
         <w:t>RAD</w:t>
       </w:r>
       <w:r>
+        <w:rPr>
+          <w:b w:val="0"/>
+          <w:i w:val="0"/>
+        </w:rPr>
         <w:t xml:space="preserve"> primarily relies on:</w:t>
       </w:r>
     </w:p>
     <w:p>
       <w:r>
+        <w:rPr>
+          <w:b w:val="0"/>
+          <w:i w:val="0"/>
+        </w:rPr>
         <w:t>A. Detailed sequential documentation</w:t>
       </w:r>
     </w:p>
     <w:p>
       <w:r>
+        <w:rPr>
+          <w:b w:val="0"/>
+          <w:i w:val="0"/>
+        </w:rPr>
         <w:t>B. Rapid prototyping refined by user feedback</w:t>
       </w:r>
     </w:p>
     <w:p>
       <w:r>
+        <w:rPr>
+          <w:b w:val="0"/>
+          <w:i w:val="0"/>
+        </w:rPr>
         <w:t>C. A central risk-analysis loop</w:t>
       </w:r>
     </w:p>
     <w:p>
       <w:r>
+        <w:rPr>
+          <w:b w:val="0"/>
+          <w:i w:val="0"/>
+        </w:rPr>
         <w:t>D. One fixed requirements specification</w:t>
       </w:r>
     </w:p>
     <w:p>
       <w:r>
+        <w:rPr>
+          <w:b w:val="0"/>
+          <w:i w:val="0"/>
+        </w:rPr>
         <w:t>Your answer: ☐</w:t>
       </w:r>
     </w:p>
@@ -312,53 +430,88 @@
       <w:r>
         <w:rPr>
           <w:b/>
+          <w:i w:val="0"/>
         </w:rPr>
         <w:t>6.</w:t>
       </w:r>
       <w:r>
+        <w:rPr>
+          <w:b w:val="0"/>
+          <w:i w:val="0"/>
+        </w:rPr>
         <w:t xml:space="preserve"> During which lifecycle stage are </w:t>
       </w:r>
       <w:r>
         <w:rPr>
           <w:b/>
+          <w:i w:val="0"/>
         </w:rPr>
         <w:t>requirements gathered</w:t>
       </w:r>
       <w:r>
+        <w:rPr>
+          <w:b w:val="0"/>
+          <w:i w:val="0"/>
+        </w:rPr>
         <w:t xml:space="preserve"> and </w:t>
       </w:r>
       <w:r>
         <w:rPr>
           <w:b/>
+          <w:i w:val="0"/>
         </w:rPr>
         <w:t>feasibility</w:t>
       </w:r>
       <w:r>
+        <w:rPr>
+          <w:b w:val="0"/>
+          <w:i w:val="0"/>
+        </w:rPr>
         <w:t xml:space="preserve"> assessed?</w:t>
       </w:r>
     </w:p>
     <w:p>
       <w:r>
+        <w:rPr>
+          <w:b w:val="0"/>
+          <w:i w:val="0"/>
+        </w:rPr>
         <w:t>A. Design</w:t>
       </w:r>
     </w:p>
     <w:p>
       <w:r>
+        <w:rPr>
+          <w:b w:val="0"/>
+          <w:i w:val="0"/>
+        </w:rPr>
         <w:t>B. Analysis</w:t>
       </w:r>
     </w:p>
     <w:p>
       <w:r>
+        <w:rPr>
+          <w:b w:val="0"/>
+          <w:i w:val="0"/>
+        </w:rPr>
         <w:t>C. Implementation</w:t>
       </w:r>
     </w:p>
     <w:p>
       <w:r>
+        <w:rPr>
+          <w:b w:val="0"/>
+          <w:i w:val="0"/>
+        </w:rPr>
         <w:t>D. Evaluation</w:t>
       </w:r>
     </w:p>
     <w:p>
       <w:r>
+        <w:rPr>
+          <w:b w:val="0"/>
+          <w:i w:val="0"/>
+        </w:rPr>
         <w:t>Your answer: ☐</w:t>
       </w:r>
     </w:p>
@@ -366,44 +519,74 @@
       <w:r>
         <w:rPr>
           <w:b/>
+          <w:i w:val="0"/>
         </w:rPr>
         <w:t>7.</w:t>
       </w:r>
       <w:r>
+        <w:rPr>
+          <w:b w:val="0"/>
+          <w:i w:val="0"/>
+        </w:rPr>
         <w:t xml:space="preserve"> Testing a program with </w:t>
       </w:r>
       <w:r>
         <w:rPr>
           <w:b/>
+          <w:i w:val="0"/>
         </w:rPr>
         <w:t>boundary data</w:t>
       </w:r>
       <w:r>
+        <w:rPr>
+          <w:b w:val="0"/>
+          <w:i w:val="0"/>
+        </w:rPr>
         <w:t xml:space="preserve"> means using values that are:</w:t>
       </w:r>
     </w:p>
     <w:p>
       <w:r>
+        <w:rPr>
+          <w:b w:val="0"/>
+          <w:i w:val="0"/>
+        </w:rPr>
         <w:t>A. Far outside the acceptable range</w:t>
       </w:r>
     </w:p>
     <w:p>
       <w:r>
+        <w:rPr>
+          <w:b w:val="0"/>
+          <w:i w:val="0"/>
+        </w:rPr>
         <w:t>B. At the edges of the acceptable range</w:t>
       </w:r>
     </w:p>
     <w:p>
       <w:r>
+        <w:rPr>
+          <w:b w:val="0"/>
+          <w:i w:val="0"/>
+        </w:rPr>
         <w:t>C. Always invalid/erroneous</w:t>
       </w:r>
     </w:p>
     <w:p>
       <w:r>
+        <w:rPr>
+          <w:b w:val="0"/>
+          <w:i w:val="0"/>
+        </w:rPr>
         <w:t>D. Random and unrepeatable</w:t>
       </w:r>
     </w:p>
     <w:p>
       <w:r>
+        <w:rPr>
+          <w:b w:val="0"/>
+          <w:i w:val="0"/>
+        </w:rPr>
         <w:t>Your answer: ☐</w:t>
       </w:r>
     </w:p>
@@ -411,44 +594,74 @@
       <w:r>
         <w:rPr>
           <w:b/>
+          <w:i w:val="0"/>
         </w:rPr>
         <w:t>8.</w:t>
       </w:r>
       <w:r>
+        <w:rPr>
+          <w:b w:val="0"/>
+          <w:i w:val="0"/>
+        </w:rPr>
         <w:t xml:space="preserve"> The </w:t>
       </w:r>
       <w:r>
         <w:rPr>
           <w:b/>
+          <w:i w:val="0"/>
         </w:rPr>
         <w:t>Evaluation</w:t>
       </w:r>
       <w:r>
+        <w:rPr>
+          <w:b w:val="0"/>
+          <w:i w:val="0"/>
+        </w:rPr>
         <w:t xml:space="preserve"> stage judges the finished system mainly against:</w:t>
       </w:r>
     </w:p>
     <w:p>
       <w:r>
+        <w:rPr>
+          <w:b w:val="0"/>
+          <w:i w:val="0"/>
+        </w:rPr>
         <w:t>A. The personal preferences of the lead programmer</w:t>
       </w:r>
     </w:p>
     <w:p>
       <w:r>
+        <w:rPr>
+          <w:b w:val="0"/>
+          <w:i w:val="0"/>
+        </w:rPr>
         <w:t>B. The original requirements (effective, usable, robust, maintainable)</w:t>
       </w:r>
     </w:p>
     <w:p>
       <w:r>
+        <w:rPr>
+          <w:b w:val="0"/>
+          <w:i w:val="0"/>
+        </w:rPr>
         <w:t>C. The number of lines of code written</w:t>
       </w:r>
     </w:p>
     <w:p>
       <w:r>
+        <w:rPr>
+          <w:b w:val="0"/>
+          <w:i w:val="0"/>
+        </w:rPr>
         <w:t>D. The cost of the hardware</w:t>
       </w:r>
     </w:p>
     <w:p>
       <w:r>
+        <w:rPr>
+          <w:b w:val="0"/>
+          <w:i w:val="0"/>
+        </w:rPr>
         <w:t>Your answer: ☐</w:t>
       </w:r>
     </w:p>
@@ -464,6 +677,10 @@
         <w:pStyle w:val="Heading2"/>
       </w:pPr>
       <w:r>
+        <w:rPr>
+          <w:b w:val="0"/>
+          <w:i w:val="0"/>
+        </w:rPr>
         <w:t>Section B — Short answer (12 marks)</w:t>
       </w:r>
     </w:p>
@@ -471,33 +688,49 @@
       <w:r>
         <w:rPr>
           <w:b/>
+          <w:i w:val="0"/>
         </w:rPr>
         <w:t>9.</w:t>
       </w:r>
       <w:r>
+        <w:rPr>
+          <w:b w:val="0"/>
+          <w:i w:val="0"/>
+        </w:rPr>
         <w:t xml:space="preserve"> State </w:t>
       </w:r>
       <w:r>
         <w:rPr>
           <w:b/>
+          <w:i w:val="0"/>
         </w:rPr>
         <w:t>two</w:t>
       </w:r>
       <w:r>
+        <w:rPr>
+          <w:b w:val="0"/>
+          <w:i w:val="0"/>
+        </w:rPr>
         <w:t xml:space="preserve"> advantages and </w:t>
       </w:r>
       <w:r>
         <w:rPr>
           <w:b/>
+          <w:i w:val="0"/>
         </w:rPr>
         <w:t>one</w:t>
       </w:r>
       <w:r>
+        <w:rPr>
+          <w:b w:val="0"/>
+          <w:i w:val="0"/>
+        </w:rPr>
         <w:t xml:space="preserve"> disadvantage of the Waterfall methodology. </w:t>
       </w:r>
       <w:r>
         <w:rPr>
           <w:b/>
+          <w:i w:val="0"/>
         </w:rPr>
         <w:t>[3]</w:t>
       </w:r>
@@ -559,24 +792,35 @@
       <w:r>
         <w:rPr>
           <w:b/>
+          <w:i w:val="0"/>
         </w:rPr>
         <w:t>10.</w:t>
       </w:r>
       <w:r>
+        <w:rPr>
+          <w:b w:val="0"/>
+          <w:i w:val="0"/>
+        </w:rPr>
         <w:t xml:space="preserve"> Explain why Agile is often more suitable than Waterfall when a client's requirements are </w:t>
       </w:r>
       <w:r>
         <w:rPr>
           <w:b/>
+          <w:i w:val="0"/>
         </w:rPr>
         <w:t>unclear or likely to change</w:t>
       </w:r>
       <w:r>
+        <w:rPr>
+          <w:b w:val="0"/>
+          <w:i w:val="0"/>
+        </w:rPr>
         <w:t xml:space="preserve">. </w:t>
       </w:r>
       <w:r>
         <w:rPr>
           <w:b/>
+          <w:i w:val="0"/>
         </w:rPr>
         <w:t>[2]</w:t>
       </w:r>
@@ -623,15 +867,21 @@
       <w:r>
         <w:rPr>
           <w:b/>
+          <w:i w:val="0"/>
         </w:rPr>
         <w:t>11.</w:t>
       </w:r>
       <w:r>
+        <w:rPr>
+          <w:b w:val="0"/>
+          <w:i w:val="0"/>
+        </w:rPr>
         <w:t xml:space="preserve"> Name and describe the three categories of test data used to test a program thoroughly. </w:t>
       </w:r>
       <w:r>
         <w:rPr>
           <w:b/>
+          <w:i w:val="0"/>
         </w:rPr>
         <w:t>[3]</w:t>
       </w:r>
@@ -693,33 +943,49 @@
       <w:r>
         <w:rPr>
           <w:b/>
+          <w:i w:val="0"/>
         </w:rPr>
         <w:t>12.</w:t>
       </w:r>
       <w:r>
+        <w:rPr>
+          <w:b w:val="0"/>
+          <w:i w:val="0"/>
+        </w:rPr>
         <w:t xml:space="preserve"> Describe </w:t>
       </w:r>
       <w:r>
         <w:rPr>
           <w:b/>
+          <w:i w:val="0"/>
         </w:rPr>
         <w:t>two</w:t>
       </w:r>
       <w:r>
+        <w:rPr>
+          <w:b w:val="0"/>
+          <w:i w:val="0"/>
+        </w:rPr>
         <w:t xml:space="preserve"> tasks carried out during the </w:t>
       </w:r>
       <w:r>
         <w:rPr>
           <w:b/>
+          <w:i w:val="0"/>
         </w:rPr>
         <w:t>Design</w:t>
       </w:r>
       <w:r>
+        <w:rPr>
+          <w:b w:val="0"/>
+          <w:i w:val="0"/>
+        </w:rPr>
         <w:t xml:space="preserve"> stage of the software lifecycle. </w:t>
       </w:r>
       <w:r>
         <w:rPr>
           <w:b/>
+          <w:i w:val="0"/>
         </w:rPr>
         <w:t>[2]</w:t>
       </w:r>
@@ -766,24 +1032,35 @@
       <w:r>
         <w:rPr>
           <w:b/>
+          <w:i w:val="0"/>
         </w:rPr>
         <w:t>13.</w:t>
       </w:r>
       <w:r>
+        <w:rPr>
+          <w:b w:val="0"/>
+          <w:i w:val="0"/>
+        </w:rPr>
         <w:t xml:space="preserve"> Explain what is meant by </w:t>
       </w:r>
       <w:r>
         <w:rPr>
           <w:b/>
+          <w:i w:val="0"/>
         </w:rPr>
         <w:t>risk analysis</w:t>
       </w:r>
       <w:r>
+        <w:rPr>
+          <w:b w:val="0"/>
+          <w:i w:val="0"/>
+        </w:rPr>
         <w:t xml:space="preserve"> in the Spiral model and why it benefits a high-cost project. </w:t>
       </w:r>
       <w:r>
         <w:rPr>
           <w:b/>
+          <w:i w:val="0"/>
         </w:rPr>
         <w:t>[2]</w:t>
       </w:r>
@@ -838,6 +1115,10 @@
         <w:pStyle w:val="Heading2"/>
       </w:pPr>
       <w:r>
+        <w:rPr>
+          <w:b w:val="0"/>
+          <w:i w:val="0"/>
+        </w:rPr>
         <w:t>Section C — Exam-style question (5 marks)</w:t>
       </w:r>
     </w:p>
@@ -845,24 +1126,35 @@
       <w:r>
         <w:rPr>
           <w:b/>
+          <w:i w:val="0"/>
         </w:rPr>
         <w:t>14.</w:t>
       </w:r>
       <w:r>
+        <w:rPr>
+          <w:b w:val="0"/>
+          <w:i w:val="0"/>
+        </w:rPr>
         <w:t xml:space="preserve"> A startup is building a brand-new mobile app. The client is unsure exactly what features they want and expects ideas to change as early versions are shown to real users. The budget is modest and the team is small but skilled. Recommend a </w:t>
       </w:r>
       <w:r>
         <w:rPr>
           <w:b/>
+          <w:i w:val="0"/>
         </w:rPr>
         <w:t>suitable development methodology</w:t>
       </w:r>
       <w:r>
+        <w:rPr>
+          <w:b w:val="0"/>
+          <w:i w:val="0"/>
+        </w:rPr>
         <w:t xml:space="preserve"> and justify your choice with reference to the scenario. </w:t>
       </w:r>
       <w:r>
         <w:rPr>
           <w:b/>
+          <w:i w:val="0"/>
         </w:rPr>
         <w:t>[5]</w:t>
       </w:r>

--- a/Course/1 Component 1 - Computer Systems/1.2 Software and Software Development/1.2.3 Software Development/3 Worksheet (editable).docx
+++ b/Course/1 Component 1 - Computer Systems/1.2 Software and Software Development/1.2.3 Software Development/3 Worksheet (editable).docx
@@ -735,38 +735,32 @@
         <w:t>[3]</w:t>
       </w:r>
     </w:p>
-    <w:p>
-      <w:pPr>
-        <w:spacing w:before="260"/>
-        <w:pBdr>
-          <w:bottom w:val="single" w:sz="4" w:space="1" w:color="AAB4C0"/>
-        </w:pBdr>
-      </w:pPr>
-    </w:p>
-    <w:p>
-      <w:pPr>
-        <w:spacing w:before="260"/>
-        <w:pBdr>
-          <w:bottom w:val="single" w:sz="4" w:space="1" w:color="AAB4C0"/>
-        </w:pBdr>
-      </w:pPr>
-    </w:p>
-    <w:p>
-      <w:pPr>
-        <w:spacing w:before="260"/>
-        <w:pBdr>
-          <w:bottom w:val="single" w:sz="4" w:space="1" w:color="AAB4C0"/>
-        </w:pBdr>
-      </w:pPr>
-    </w:p>
-    <w:p>
-      <w:pPr>
-        <w:spacing w:before="260"/>
-        <w:pBdr>
-          <w:bottom w:val="single" w:sz="4" w:space="1" w:color="AAB4C0"/>
-        </w:pBdr>
-      </w:pPr>
-    </w:p>
+    <w:tbl>
+      <w:tblPr>
+        <w:tblStyle w:val="TableGrid"/>
+        <w:tblW w:type="auto" w:w="0"/>
+        <w:tblLook w:firstColumn="1" w:firstRow="1" w:lastColumn="0" w:lastRow="0" w:noHBand="0" w:noVBand="1" w:val="04A0"/>
+      </w:tblPr>
+      <w:tblGrid>
+        <w:gridCol w:w="8640"/>
+      </w:tblGrid>
+      <w:tr>
+        <w:trPr>
+          <w:trHeight w:val="1360" w:hRule="atLeast"/>
+        </w:trPr>
+        <w:tc>
+          <w:tcPr>
+            <w:tcW w:type="dxa" w:w="8640"/>
+          </w:tcPr>
+          <w:p>
+            <w:pPr>
+              <w:spacing w:before="40"/>
+            </w:pPr>
+          </w:p>
+        </w:tc>
+      </w:tr>
+    </w:tbl>
+    <w:p/>
     <w:p>
       <w:pPr>
         <w:pBdr>
@@ -825,30 +819,32 @@
         <w:t>[2]</w:t>
       </w:r>
     </w:p>
-    <w:p>
-      <w:pPr>
-        <w:spacing w:before="260"/>
-        <w:pBdr>
-          <w:bottom w:val="single" w:sz="4" w:space="1" w:color="AAB4C0"/>
-        </w:pBdr>
-      </w:pPr>
-    </w:p>
-    <w:p>
-      <w:pPr>
-        <w:spacing w:before="260"/>
-        <w:pBdr>
-          <w:bottom w:val="single" w:sz="4" w:space="1" w:color="AAB4C0"/>
-        </w:pBdr>
-      </w:pPr>
-    </w:p>
-    <w:p>
-      <w:pPr>
-        <w:spacing w:before="260"/>
-        <w:pBdr>
-          <w:bottom w:val="single" w:sz="4" w:space="1" w:color="AAB4C0"/>
-        </w:pBdr>
-      </w:pPr>
-    </w:p>
+    <w:tbl>
+      <w:tblPr>
+        <w:tblStyle w:val="TableGrid"/>
+        <w:tblW w:type="auto" w:w="0"/>
+        <w:tblLook w:firstColumn="1" w:firstRow="1" w:lastColumn="0" w:lastRow="0" w:noHBand="0" w:noVBand="1" w:val="04A0"/>
+      </w:tblPr>
+      <w:tblGrid>
+        <w:gridCol w:w="8640"/>
+      </w:tblGrid>
+      <w:tr>
+        <w:trPr>
+          <w:trHeight w:val="1020" w:hRule="atLeast"/>
+        </w:trPr>
+        <w:tc>
+          <w:tcPr>
+            <w:tcW w:type="dxa" w:w="8640"/>
+          </w:tcPr>
+          <w:p>
+            <w:pPr>
+              <w:spacing w:before="40"/>
+            </w:pPr>
+          </w:p>
+        </w:tc>
+      </w:tr>
+    </w:tbl>
+    <w:p/>
     <w:p>
       <w:pPr>
         <w:pBdr>
@@ -886,38 +882,32 @@
         <w:t>[3]</w:t>
       </w:r>
     </w:p>
-    <w:p>
-      <w:pPr>
-        <w:spacing w:before="260"/>
-        <w:pBdr>
-          <w:bottom w:val="single" w:sz="4" w:space="1" w:color="AAB4C0"/>
-        </w:pBdr>
-      </w:pPr>
-    </w:p>
-    <w:p>
-      <w:pPr>
-        <w:spacing w:before="260"/>
-        <w:pBdr>
-          <w:bottom w:val="single" w:sz="4" w:space="1" w:color="AAB4C0"/>
-        </w:pBdr>
-      </w:pPr>
-    </w:p>
-    <w:p>
-      <w:pPr>
-        <w:spacing w:before="260"/>
-        <w:pBdr>
-          <w:bottom w:val="single" w:sz="4" w:space="1" w:color="AAB4C0"/>
-        </w:pBdr>
-      </w:pPr>
-    </w:p>
-    <w:p>
-      <w:pPr>
-        <w:spacing w:before="260"/>
-        <w:pBdr>
-          <w:bottom w:val="single" w:sz="4" w:space="1" w:color="AAB4C0"/>
-        </w:pBdr>
-      </w:pPr>
-    </w:p>
+    <w:tbl>
+      <w:tblPr>
+        <w:tblStyle w:val="TableGrid"/>
+        <w:tblW w:type="auto" w:w="0"/>
+        <w:tblLook w:firstColumn="1" w:firstRow="1" w:lastColumn="0" w:lastRow="0" w:noHBand="0" w:noVBand="1" w:val="04A0"/>
+      </w:tblPr>
+      <w:tblGrid>
+        <w:gridCol w:w="8640"/>
+      </w:tblGrid>
+      <w:tr>
+        <w:trPr>
+          <w:trHeight w:val="1360" w:hRule="atLeast"/>
+        </w:trPr>
+        <w:tc>
+          <w:tcPr>
+            <w:tcW w:type="dxa" w:w="8640"/>
+          </w:tcPr>
+          <w:p>
+            <w:pPr>
+              <w:spacing w:before="40"/>
+            </w:pPr>
+          </w:p>
+        </w:tc>
+      </w:tr>
+    </w:tbl>
+    <w:p/>
     <w:p>
       <w:pPr>
         <w:pBdr>
@@ -990,30 +980,32 @@
         <w:t>[2]</w:t>
       </w:r>
     </w:p>
-    <w:p>
-      <w:pPr>
-        <w:spacing w:before="260"/>
-        <w:pBdr>
-          <w:bottom w:val="single" w:sz="4" w:space="1" w:color="AAB4C0"/>
-        </w:pBdr>
-      </w:pPr>
-    </w:p>
-    <w:p>
-      <w:pPr>
-        <w:spacing w:before="260"/>
-        <w:pBdr>
-          <w:bottom w:val="single" w:sz="4" w:space="1" w:color="AAB4C0"/>
-        </w:pBdr>
-      </w:pPr>
-    </w:p>
-    <w:p>
-      <w:pPr>
-        <w:spacing w:before="260"/>
-        <w:pBdr>
-          <w:bottom w:val="single" w:sz="4" w:space="1" w:color="AAB4C0"/>
-        </w:pBdr>
-      </w:pPr>
-    </w:p>
+    <w:tbl>
+      <w:tblPr>
+        <w:tblStyle w:val="TableGrid"/>
+        <w:tblW w:type="auto" w:w="0"/>
+        <w:tblLook w:firstColumn="1" w:firstRow="1" w:lastColumn="0" w:lastRow="0" w:noHBand="0" w:noVBand="1" w:val="04A0"/>
+      </w:tblPr>
+      <w:tblGrid>
+        <w:gridCol w:w="8640"/>
+      </w:tblGrid>
+      <w:tr>
+        <w:trPr>
+          <w:trHeight w:val="1020" w:hRule="atLeast"/>
+        </w:trPr>
+        <w:tc>
+          <w:tcPr>
+            <w:tcW w:type="dxa" w:w="8640"/>
+          </w:tcPr>
+          <w:p>
+            <w:pPr>
+              <w:spacing w:before="40"/>
+            </w:pPr>
+          </w:p>
+        </w:tc>
+      </w:tr>
+    </w:tbl>
+    <w:p/>
     <w:p>
       <w:pPr>
         <w:pBdr>
@@ -1065,30 +1057,32 @@
         <w:t>[2]</w:t>
       </w:r>
     </w:p>
-    <w:p>
-      <w:pPr>
-        <w:spacing w:before="260"/>
-        <w:pBdr>
-          <w:bottom w:val="single" w:sz="4" w:space="1" w:color="AAB4C0"/>
-        </w:pBdr>
-      </w:pPr>
-    </w:p>
-    <w:p>
-      <w:pPr>
-        <w:spacing w:before="260"/>
-        <w:pBdr>
-          <w:bottom w:val="single" w:sz="4" w:space="1" w:color="AAB4C0"/>
-        </w:pBdr>
-      </w:pPr>
-    </w:p>
-    <w:p>
-      <w:pPr>
-        <w:spacing w:before="260"/>
-        <w:pBdr>
-          <w:bottom w:val="single" w:sz="4" w:space="1" w:color="AAB4C0"/>
-        </w:pBdr>
-      </w:pPr>
-    </w:p>
+    <w:tbl>
+      <w:tblPr>
+        <w:tblStyle w:val="TableGrid"/>
+        <w:tblW w:type="auto" w:w="0"/>
+        <w:tblLook w:firstColumn="1" w:firstRow="1" w:lastColumn="0" w:lastRow="0" w:noHBand="0" w:noVBand="1" w:val="04A0"/>
+      </w:tblPr>
+      <w:tblGrid>
+        <w:gridCol w:w="8640"/>
+      </w:tblGrid>
+      <w:tr>
+        <w:trPr>
+          <w:trHeight w:val="1020" w:hRule="atLeast"/>
+        </w:trPr>
+        <w:tc>
+          <w:tcPr>
+            <w:tcW w:type="dxa" w:w="8640"/>
+          </w:tcPr>
+          <w:p>
+            <w:pPr>
+              <w:spacing w:before="40"/>
+            </w:pPr>
+          </w:p>
+        </w:tc>
+      </w:tr>
+    </w:tbl>
+    <w:p/>
     <w:p>
       <w:pPr>
         <w:pBdr>
@@ -1159,62 +1153,32 @@
         <w:t>[5]</w:t>
       </w:r>
     </w:p>
-    <w:p>
-      <w:pPr>
-        <w:spacing w:before="260"/>
-        <w:pBdr>
-          <w:bottom w:val="single" w:sz="4" w:space="1" w:color="AAB4C0"/>
-        </w:pBdr>
-      </w:pPr>
-    </w:p>
-    <w:p>
-      <w:pPr>
-        <w:spacing w:before="260"/>
-        <w:pBdr>
-          <w:bottom w:val="single" w:sz="4" w:space="1" w:color="AAB4C0"/>
-        </w:pBdr>
-      </w:pPr>
-    </w:p>
-    <w:p>
-      <w:pPr>
-        <w:spacing w:before="260"/>
-        <w:pBdr>
-          <w:bottom w:val="single" w:sz="4" w:space="1" w:color="AAB4C0"/>
-        </w:pBdr>
-      </w:pPr>
-    </w:p>
-    <w:p>
-      <w:pPr>
-        <w:spacing w:before="260"/>
-        <w:pBdr>
-          <w:bottom w:val="single" w:sz="4" w:space="1" w:color="AAB4C0"/>
-        </w:pBdr>
-      </w:pPr>
-    </w:p>
-    <w:p>
-      <w:pPr>
-        <w:spacing w:before="260"/>
-        <w:pBdr>
-          <w:bottom w:val="single" w:sz="4" w:space="1" w:color="AAB4C0"/>
-        </w:pBdr>
-      </w:pPr>
-    </w:p>
-    <w:p>
-      <w:pPr>
-        <w:spacing w:before="260"/>
-        <w:pBdr>
-          <w:bottom w:val="single" w:sz="4" w:space="1" w:color="AAB4C0"/>
-        </w:pBdr>
-      </w:pPr>
-    </w:p>
-    <w:p>
-      <w:pPr>
-        <w:spacing w:before="260"/>
-        <w:pBdr>
-          <w:bottom w:val="single" w:sz="4" w:space="1" w:color="AAB4C0"/>
-        </w:pBdr>
-      </w:pPr>
-    </w:p>
+    <w:tbl>
+      <w:tblPr>
+        <w:tblStyle w:val="TableGrid"/>
+        <w:tblW w:type="auto" w:w="0"/>
+        <w:tblLook w:firstColumn="1" w:firstRow="1" w:lastColumn="0" w:lastRow="0" w:noHBand="0" w:noVBand="1" w:val="04A0"/>
+      </w:tblPr>
+      <w:tblGrid>
+        <w:gridCol w:w="8640"/>
+      </w:tblGrid>
+      <w:tr>
+        <w:trPr>
+          <w:trHeight w:val="2380" w:hRule="atLeast"/>
+        </w:trPr>
+        <w:tc>
+          <w:tcPr>
+            <w:tcW w:type="dxa" w:w="8640"/>
+          </w:tcPr>
+          <w:p>
+            <w:pPr>
+              <w:spacing w:before="40"/>
+            </w:pPr>
+          </w:p>
+        </w:tc>
+      </w:tr>
+    </w:tbl>
+    <w:p/>
     <w:p>
       <w:pPr>
         <w:pBdr>
